--- a/RFI-Docs/OPIA Distillation--MVP vs. All of Us.docx
+++ b/RFI-Docs/OPIA Distillation--MVP vs. All of Us.docx
@@ -4,8 +4,122 @@
   <w:body>
     <w:p>
       <w:pPr>
+        <w:jc w:val="left"/>
+      </w:pPr>
+      <w:r>
+        <w:rPr>
+          <w:color w:val="646464"/>
+          <w:sz w:val="18"/>
+        </w:rPr>
+        <w:t>Document: OPIA Distillation--MVP vs. All of Us.docx</w:t>
+      </w:r>
+    </w:p>
+    <w:p>
+      <w:pPr>
+        <w:jc w:val="left"/>
+      </w:pPr>
+      <w:r>
+        <w:rPr>
+          <w:color w:val="646464"/>
+          <w:sz w:val="18"/>
+        </w:rPr>
+        <w:t>Title: OPIA Distillation: MVP vs. All of Us</w:t>
+      </w:r>
+    </w:p>
+    <w:p>
+      <w:pPr>
+        <w:jc w:val="left"/>
+      </w:pPr>
+      <w:r>
+        <w:rPr>
+          <w:color w:val="646464"/>
+          <w:sz w:val="18"/>
+        </w:rPr>
+        <w:t>Topic: MVP | Type: Presentations and Other Documents</w:t>
+      </w:r>
+    </w:p>
+    <w:p>
+      <w:pPr>
+        <w:jc w:val="left"/>
+      </w:pPr>
+      <w:r>
+        <w:rPr>
+          <w:color w:val="646464"/>
+          <w:sz w:val="18"/>
+        </w:rPr>
+        <w:t>Created: 2024-05-21 | By: Richman, Michael (VACO)</w:t>
+      </w:r>
+    </w:p>
+    <w:p>
+      <w:pPr>
+        <w:jc w:val="left"/>
+      </w:pPr>
+      <w:r>
+        <w:rPr>
+          <w:color w:val="646464"/>
+          <w:sz w:val="18"/>
+        </w:rPr>
+        <w:t>Modified: 2024-07-25 | By: Bartlinski, David</w:t>
+      </w:r>
+    </w:p>
+    <w:p>
+      <w:pPr>
+        <w:jc w:val="left"/>
+      </w:pPr>
+      <w:r>
+        <w:rPr>
+          <w:color w:val="C8C8C8"/>
+          <w:sz w:val="16"/>
+        </w:rPr>
+        <w:t>────────────────────────────────────────────────────────────────────────────────</w:t>
+      </w:r>
+    </w:p>
+    <w:p>
+      <w:pPr>
+        <w:jc w:val="left"/>
+      </w:pPr>
+      <w:r/>
+    </w:p>
+    <w:p>
+      <w:pPr>
+        <w:jc w:val="left"/>
+      </w:pPr>
+      <w:r>
+        <w:rPr>
+          <w:color w:val="646464"/>
+          <w:sz w:val="18"/>
+        </w:rPr>
+        <w:t>Topic: MVP | Type: Presentations and Other Documents</w:t>
+      </w:r>
+    </w:p>
+    <w:p>
+      <w:pPr>
+        <w:jc w:val="left"/>
+      </w:pPr>
+      <w:r>
+        <w:rPr>
+          <w:color w:val="646464"/>
+          <w:sz w:val="18"/>
+        </w:rPr>
+        <w:t>Created: 2024-05-21 | By: Richman, Michael (VACO)</w:t>
+      </w:r>
+    </w:p>
+    <w:p>
+      <w:pPr>
+        <w:jc w:val="left"/>
+      </w:pPr>
+      <w:r>
+        <w:rPr>
+          <w:color w:val="646464"/>
+          <w:sz w:val="18"/>
+        </w:rPr>
+        <w:t>Modified: 2024-07-25 | By: Bartlinski, David</w:t>
+      </w:r>
+    </w:p>
+    <w:p>
+      <w:pPr>
         <w:spacing w:after="240"/>
-        <w:jc w:val="center"/>
+        <w:jc w:val="left"/>
         <w:rPr>
           <w:b/>
           <w:bCs/>
@@ -15,21 +129,10 @@
       </w:pPr>
       <w:r>
         <w:rPr>
-          <w:b/>
-          <w:bCs/>
-          <w:sz w:val="28"/>
-          <w:szCs w:val="28"/>
-        </w:rPr>
-        <w:t xml:space="preserve">Distillation: </w:t>
-      </w:r>
-      <w:r>
-        <w:rPr>
-          <w:b/>
-          <w:bCs/>
-          <w:sz w:val="28"/>
-          <w:szCs w:val="28"/>
-        </w:rPr>
-        <w:t>MVP vs. All of US</w:t>
+          <w:color w:val="C8C8C8"/>
+          <w:sz w:val="16"/>
+        </w:rPr>
+        <w:t>────────────────────────────────────────────────────────────────────────────────</w:t>
       </w:r>
     </w:p>
     <w:p>
@@ -45,14 +148,7 @@
           <w:szCs w:val="24"/>
         </w:rPr>
       </w:pPr>
-      <w:r>
-        <w:rPr>
-          <w:rFonts w:eastAsia="Times New Roman"/>
-          <w:sz w:val="24"/>
-          <w:szCs w:val="24"/>
-        </w:rPr>
-        <w:t>Goals of NIH’s All of Us and VA’s Million Veteran Program (MVP) are the same, which is to increase understanding of the role of genetics, lifestyle, and experiences into various health conditions. Data types differ in the two programs, however: MVP is specific to Veterans, NIH is non-specific and includes any American</w:t>
-      </w:r>
+      <w:r/>
     </w:p>
     <w:p>
       <w:pPr>
